--- a/public/docs/saas-buildout/collective/OFFER_ARCHITECTURE.docx
+++ b/public/docs/saas-buildout/collective/OFFER_ARCHITECTURE.docx
@@ -28,7 +28,7 @@
         <w:pStyle w:val="BodyText"/>
       </w:pPr>
       <w:r>
-        <w:t xml:space="preserve">The productised offer: turn a movement or health practitioner’s own method into a branded, done-with-you coaching business, powered by the Body Recode engine and delivered through Body Recode Collective. Capped at ten founding partners.</w:t>
+        <w:t xml:space="preserve">The productised offer: turn a movement or health practitioner’s own method into a branded, done-with-you coaching business, powered by the Body Recode engine and delivered through Body Recode Collective. Open to allied coaches.</w:t>
       </w:r>
     </w:p>
     <w:p>
